--- a/deliverables/Nigeria/Nigeria_Summary_DRAFT.docx
+++ b/deliverables/Nigeria/Nigeria_Summary_DRAFT.docx
@@ -2141,7 +2141,7 @@
         <w:rPr>
           <w:sz w:val="21"/>
         </w:rPr>
-        <w:t>The 2026 budget proposal gave health N2.48 trillion, about 4.2 percent, below the Abuja Declaration's 15 percent target.</w:t>
+        <w:t>The 2026 budget proposal gave health N2.48 trillion (US$1.86 billion), about 4.2 percent, below the Abuja Declaration's 15 percent target.</w:t>
       </w:r>
       <w:hyperlink r:id="rId46">
         <w:r>
